--- a/atelier/atelier_145.docx
+++ b/atelier/atelier_145.docx
@@ -474,7 +474,7 @@
                 <w:b w:val="false"/>
                 <w:bCs w:val="false"/>
               </w:rPr>
-              <w:t xml:space="preserve">Charte (#142), posture constructive (#144)</w:t>
+              <w:t xml:space="preserve">Charte, posture constructive</w:t>
             </w:r>
           </w:p>
         </w:tc>
@@ -493,7 +493,7 @@
         <w:spacing w:after="120"/>
       </w:pPr>
       <w:r>
-        <w:t xml:space="preserve">La squad a une charte (#142) et travaille sa posture (#144). Or elle a sûrement déjà, dans son historique, des reviews excellentes — des échanges où un reviewer a évité un bug, proposé une meilleure approche, ou aidé un collègue à progresser. Ces exemples sont une mine pédagogique inexploitée : ils montrent, sur du concret et du familier, à quoi ressemble une bonne review dans LE contexte de la squad. Le sujet de cet atelier est de les exhumer et de les partager : parcourir l’historique des MR, identifier ensemble les reviews qui ont vraiment apporté quelque chose, et en faire des modèles. On apprend mieux de ses propres réussites que de principes abstraits — et on valorise au passage ceux qui reviewent bien.</w:t>
+        <w:t xml:space="preserve">La squad a une charte et travaille sa posture. Or elle a sûrement déjà, dans son historique, des reviews excellentes — des échanges où un reviewer a évité un bug, proposé une meilleure approche, ou aidé un collègue à progresser. Ces exemples sont une mine pédagogique inexploitée : ils montrent, sur du concret et du familier, à quoi ressemble une bonne review dans LE contexte de la squad. Le sujet de cet atelier est de les exhumer et de les partager : parcourir l’historique des MR, identifier ensemble les reviews qui ont vraiment apporté quelque chose, et en faire des modèles. On apprend mieux de ses propres réussites que de principes abstraits — et on valorise au passage ceux qui reviewent bien.</w:t>
       </w:r>
     </w:p>
     <w:p>
@@ -600,7 +600,7 @@
         <w:spacing w:after="80"/>
       </w:pPr>
       <w:r>
-        <w:t xml:space="preserve">Les relier à la charte (#142) : rattacher chaque bonne review aux critères de la charte — elle illustre la lisibilité, ou la logique, ou la posture constructive. Les exemples donnent chair à la charte abstraite.</w:t>
+        <w:t xml:space="preserve">Les relier à la charte : rattacher chaque bonne review aux critères de la charte — elle illustre la lisibilité, ou la logique, ou la posture constructive. Les exemples donnent chair à la charte abstraite.</w:t>
       </w:r>
     </w:p>
     <w:p>
@@ -629,7 +629,7 @@
         <w:spacing w:after="120"/>
       </w:pPr>
       <w:r>
-        <w:t xml:space="preserve">À la sortie, la squad a identifié dans son historique des reviews de qualité, analysé ce qui les rendait bonnes (question bien posée, pourquoi expliqué, ton constructif), et les a reliées à sa charte (#142). Ces exemples concrets et familiers deviennent des modèles partagés, rassemblés en référence accessible — une bibliothèque vivante utile à tous, et en particulier aux nouveaux arrivants. Ceux qui reviewent bien sont valorisés, ce qui motive la pratique. La mesure Discussions / MR du hub gagne des modèles concrets de ce qu’est une discussion utile.</w:t>
+        <w:t xml:space="preserve">À la sortie, la squad a identifié dans son historique des reviews de qualité, analysé ce qui les rendait bonnes (question bien posée, pourquoi expliqué, ton constructif), et les a reliées à sa charte. Ces exemples concrets et familiers deviennent des modèles partagés, rassemblés en référence accessible — une bibliothèque vivante utile à tous, et en particulier aux nouveaux arrivants. Ceux qui reviewent bien sont valorisés, ce qui motive la pratique. La mesure Discussions / MR du hub gagne des modèles concrets de ce qu’est une discussion utile.</w:t>
       </w:r>
     </w:p>
     <w:p>
@@ -872,7 +872,7 @@
         <w:spacing w:after="120"/>
       </w:pPr>
       <w:r>
-        <w:t xml:space="preserve">Les bons exemples sont valorisés et diffusés. La suite ancre et étend : #146 (systématiser au moins un commentaire constructif par review), #147 (mentorat par la review). Les modèles d’aujourd’hui guident ces pratiques.</w:t>
+        <w:t xml:space="preserve">Les bons exemples sont valorisés et diffusés. La suite ancre et étend : (systématiser au moins un commentaire constructif par review), (mentorat par la review). Les modèles d’aujourd’hui guident ces pratiques.</w:t>
       </w:r>
     </w:p>
     <w:p>
